--- a/일본판/6부/6부_1화_관저의_첫_벽.docx
+++ b/일본판/6부/6부_1화_관저의_첫_벽.docx
@@ -92,7 +92,7 @@
           <w:color w:val="555555"/>
           <w:sz w:val="22"/>
         </w:rPr>
-        <w:t>(二〇二五年三月十日(月)午前七時五十分。総理大臣官邸五階、総理執務室。窓の外では、まだ冷たい朝の光が、国会議事堂の屋根をなでている。机の上には、閣議の予定表と、薄い封筒が一通。田所が、盆に湯呑みを三つ載せて、音を立てずに入ってくる。)</w:t>
+        <w:t>(二〇二五年三月十日(月)午前七時五十分。総理大臣官邸五階、総理執務室。窓の外ではまだ冷たい朝の光が、国会議事堂の屋根をなでている。机の上には、閣議の予定表と、薄い封筒が一通。田所が盆に湯呑みを三つ載せて、音を立てずに入ってくる。)</w:t>
       </w:r>
     </w:p>
     <w:p>
@@ -161,7 +161,7 @@
           <w:i w:val="0"/>
           <w:sz w:val="22"/>
         </w:rPr>
-        <w:t>灯様が、七時半から控え室でお待ちでございます。お待ちの方に、先にお出しするよう、先月から心得ております。</w:t>
+        <w:t>灯様が七時半から控え室でお待ちでございます。お待ちの方に、先にお出しするよう、先月から心得ております。</w:t>
       </w:r>
     </w:p>
     <w:p>
@@ -207,7 +207,7 @@
           <w:i w:val="0"/>
           <w:sz w:val="22"/>
         </w:rPr>
-        <w:t>私は、仕事中は頂かないことにしております。(わずかに笑う)ただ、先月の海の匂いは、まだ覚えております。</w:t>
+        <w:t>私は仕事中は頂かないことにしております。(わずかに笑う)ただ、先月の海の匂いは、まだ覚えております。</w:t>
       </w:r>
     </w:p>
     <w:p>
@@ -360,7 +360,7 @@
           <w:i w:val="0"/>
           <w:sz w:val="22"/>
         </w:rPr>
-        <w:t>憲法の条文を、もう一度、読んでもらえますか。</w:t>
+        <w:t>憲法の条文をもう一度、読んでもらえますか。</w:t>
       </w:r>
     </w:p>
     <w:p>
@@ -406,7 +406,7 @@
           <w:i w:val="0"/>
           <w:sz w:val="22"/>
         </w:rPr>
-        <w:t>内閣の責任で、事後に承諾を得る。(茶を一口)その内閣の長が、中身を知らないというのは、おかしな話ですね。</w:t>
+        <w:t>内閣の責任で事後に承諾を得る。(茶を一口)その内閣の長が、中身を知らないというのは、おかしな話ですね。</w:t>
       </w:r>
     </w:p>
     <w:p>
@@ -429,7 +429,7 @@
           <w:i w:val="0"/>
           <w:sz w:val="22"/>
         </w:rPr>
-        <w:t>おかしいです。でも、おかしいのは「内閣が知らない」ことではなく、「内閣が知ろうとすると、時間がかかる」ことだと思います。</w:t>
+        <w:t>おかしいです。でもおかしいのは「内閣が知らない」ことではなく、「内閣が知ろうとすると、時間がかかる」ことだと思います。</w:t>
       </w:r>
     </w:p>
     <w:p>
@@ -444,7 +444,7 @@
           <w:color w:val="555555"/>
           <w:sz w:val="22"/>
         </w:rPr>
-        <w:t>(ノックの音。岸本が、書類ばさみを小脇に入ってくる。後ろで田所が、無言で湯呑みをもう一つ、棚から下ろす。)</w:t>
+        <w:t>(ノックの音。岸本が書類ばさみを小脇に入ってくる。後ろで田所が、無言で湯呑みをもう一つ、棚から下ろす。)</w:t>
       </w:r>
     </w:p>
     <w:p>
@@ -592,7 +592,7 @@
           <w:i w:val="0"/>
           <w:sz w:val="22"/>
         </w:rPr>
-        <w:t>はい。一ヶ月は、先週、過ぎました。</w:t>
+        <w:t>はい。一ヶ月は先週、過ぎました。</w:t>
       </w:r>
     </w:p>
     <w:p>
@@ -638,7 +638,7 @@
           <w:i w:val="0"/>
           <w:sz w:val="22"/>
         </w:rPr>
-        <w:t>暫定予算の話は、わかります。ただ、予備費は予算の外にある金です。一般会計の審議の順番を、動かしません。</w:t>
+        <w:t>暫定予算の話は、わかります。ただ予備費は予算の外にある金です。一般会計の審議の順番を、動かしません。</w:t>
       </w:r>
     </w:p>
     <w:p>
@@ -722,7 +722,7 @@
           <w:color w:val="555555"/>
           <w:sz w:val="22"/>
         </w:rPr>
-        <w:t>(田所が、岸本の前に湯呑みを置く。岸本は目礼して、手を付けない。)</w:t>
+        <w:t>(田所が岸本の前に湯呑みを置く。岸本は目礼して、手を付けない。)</w:t>
       </w:r>
     </w:p>
     <w:p>
@@ -745,7 +745,7 @@
           <w:i w:val="0"/>
           <w:sz w:val="22"/>
         </w:rPr>
-        <w:t>では、こうしませんか。依頼は、すでに出しています。取り下げません。ただ、督促は、予算が成立するまで、控えます。成立の翌日に、期限付きで、もう一度文書を出します。</w:t>
+        <w:t>ではこうしませんか。依頼はすでに出しています。取り下げません。ただ、督促は予算が成立するまで、控えます。成立の翌日に、期限付きでもう一度文書を出します。</w:t>
       </w:r>
     </w:p>
     <w:p>
@@ -778,7 +778,7 @@
           <w:i w:val="0"/>
           <w:sz w:val="22"/>
         </w:rPr>
-        <w:t>……それなら、私の署名で、問題ありません。ただし、督促の文面は私が見ます。</w:t>
+        <w:t>……それなら、私の署名で問題ありません。ただし、督促の文面は私が見ます。</w:t>
       </w:r>
     </w:p>
     <w:p>
@@ -824,7 +824,7 @@
           <w:i w:val="0"/>
           <w:sz w:val="22"/>
         </w:rPr>
-        <w:t>総理。お借りしている椅子に、最初から傷を付けるのは、お勧めしません。幹事長も、同じ考えです。</w:t>
+        <w:t>総理。お借りしている椅子に、最初から傷を付けるのは、お勧めしません。幹事長も同じ考えです。</w:t>
       </w:r>
     </w:p>
     <w:p>
@@ -847,7 +847,7 @@
           <w:i w:val="0"/>
           <w:sz w:val="22"/>
         </w:rPr>
-        <w:t>傷は付けません。(灯を見る)ついた傷は、書いて、残します。</w:t>
+        <w:t>傷は付けません。(灯を見る)ついた傷は書いて、残します。</w:t>
       </w:r>
     </w:p>
     <w:p>
@@ -877,7 +877,7 @@
           <w:color w:val="555555"/>
           <w:sz w:val="22"/>
         </w:rPr>
-        <w:t>(三月十四日(金)午後三時。霞が関、財務省本庁舎。四階、主計局の廊下は、紙とコピー機のにおいがする。灯は内閣官房の依頼文書の写しを持ち、案内された小さな会議室に座っている。向かいに、伊集院慎吾。細身で、背筋が定規のように伸びている。隣に、名乗らない課長補佐の男がノートを開いている。)</w:t>
+        <w:t>(三月十四日(金)午後三時。霞が関、財務省本庁舎。四階、主計局の廊下は、紙とコピー機のにおいがする。灯は内閣官房の依頼文書の写しを持ち、案内された小さな会議室に座っている。向かいに、伊集院慎吾。細身で、背筋が定規のように伸びている。隣に名乗らない課長補佐の男がノートを開いている。)</w:t>
       </w:r>
     </w:p>
     <w:p>
@@ -1002,7 +1002,7 @@
           <w:i w:val="0"/>
           <w:sz w:val="22"/>
         </w:rPr>
-        <w:t>検討中、とは、検討している、という意味でございます。文書の取り扱いには、様々な観点がございますので。</w:t>
+        <w:t>検討中、とは検討している、という意味でございます。文書の取り扱いには、様々な観点がございますので。</w:t>
       </w:r>
     </w:p>
     <w:p>
@@ -1048,7 +1048,7 @@
           <w:i w:val="0"/>
           <w:sz w:val="22"/>
         </w:rPr>
-        <w:t>第一に、予備費は、使用決定の都度、国会に使用調書をお出ししております。国会へのご報告は、法の定めるとおり、すべて済んでおります。第二に、それ以上の明細は、各省庁との間の意思形成の途中経過に当たるものが多く、お出しすれば、率直なやり取りが損なわれます。</w:t>
+        <w:t>第一に予備費は使用決定の都度、国会に使用調書をお出ししております。国会へのご報告は、法の定めるとおり、すべて済んでおります。第二にそれ以上の明細は、各省庁との間の意思形成の途中経過に当たるものが多く、お出しすれば、率直なやり取りが損なわれます。</w:t>
       </w:r>
     </w:p>
     <w:p>
@@ -1094,7 +1094,7 @@
           <w:i w:val="0"/>
           <w:sz w:val="22"/>
         </w:rPr>
-        <w:t>作成と、提供は、別の義務でございます。(補佐に目を向ける)作成しているかどうかも含めて、検討中、でございます。</w:t>
+        <w:t>作成と提供は別の義務でございます。(補佐に目を向ける)作成しているかどうかも含めて、検討中、でございます。</w:t>
       </w:r>
     </w:p>
     <w:p>
@@ -1186,7 +1186,7 @@
           <w:i w:val="0"/>
           <w:sz w:val="22"/>
         </w:rPr>
-        <w:t>内閣は、替わります。私は入省二十八年になりますが、主計局の廊下で、総理大臣を見送るのは、数えて八人目です。局は、替わりません。総理は短く、局は長い。それは、悪意でも皮肉でもなく、ただの、時間の話でございます。</w:t>
+        <w:t>内閣は替わります。私は入省二十八年になりますが、主計局の廊下で総理大臣を見送るのは、数えて八人目です。局は替わりません。総理は短く、局は長い。それは悪意でも皮肉でもなく、ただの時間の話でございます。</w:t>
       </w:r>
     </w:p>
     <w:p>
@@ -1232,7 +1232,7 @@
           <w:i w:val="0"/>
           <w:sz w:val="22"/>
         </w:rPr>
-        <w:t>九人目の方が、同じ質問をなさればね。(穏やかに)同じ質問をなさる方は、実は、あまりいらっしゃらない。</w:t>
+        <w:t>九人目の方が、同じ質問をなさればね。(穏やかに)同じ質問をなさる方は、実はあまりいらっしゃらない。</w:t>
       </w:r>
     </w:p>
     <w:p>
@@ -1278,7 +1278,7 @@
           <w:i w:val="0"/>
           <w:sz w:val="22"/>
         </w:rPr>
-        <w:t>聞かなくなる、のではありません。聞く暇が、なくなるのです。(補佐が、時計を一度見る)今日は、このあたりで。総理には、私から直接、近いうちにご説明に上がります。</w:t>
+        <w:t>聞かなくなる、のではありません。聞く暇がなくなるのです。(補佐が時計を一度見る)今日はこのあたりで。総理には、私から直接、近いうちにご説明に上がります。</w:t>
       </w:r>
     </w:p>
     <w:p>
@@ -1293,7 +1293,7 @@
           <w:color w:val="555555"/>
           <w:sz w:val="22"/>
         </w:rPr>
-        <w:t>(灯は立ち上がり、一礼する。会議室の戸が閉まる前に、廊下の向こうの書類棚が目に入る。背表紙のない灰色の箱が、天井近くまで、整然と積まれている。)</w:t>
+        <w:t>(灯は立ち上がり、一礼する。会議室の戸が閉まる前に、廊下の向こうの書類棚が目に入る。背表紙のない灰色の箱が、天井近くまで整然と積まれている。)</w:t>
       </w:r>
     </w:p>
     <w:p>
@@ -1323,7 +1323,7 @@
           <w:color w:val="555555"/>
           <w:sz w:val="22"/>
         </w:rPr>
-        <w:t>(三月十八日(火)午後八時。九段下、雑居ビルの五階「小野寺・仁科 監査支援室」。壁には、論語 里仁篇の色紙。長机の端に、小ぶりな湯呑みが七つ並ぶ。静江が、盆を持って奥から出てくる。)</w:t>
+        <w:t>(三月十八日(火)午後八時。九段下、雑居ビルの五階「小野寺・仁科 監査支援室」。壁には論語 里仁篇の色紙。長机の端に、小ぶりな湯呑みが七つ並ぶ。静江が、盆を持って奥から出てくる。)</w:t>
       </w:r>
     </w:p>
     <w:p>
@@ -1346,7 +1346,7 @@
           <w:i w:val="0"/>
           <w:sz w:val="22"/>
         </w:rPr>
-        <w:t>お疲れさまです、灯さん。煎茶ですが、お口に合えば。</w:t>
+        <w:t>お疲れさまです、灯さん。煎茶ですがお口に合えば。</w:t>
       </w:r>
     </w:p>
     <w:p>
@@ -1392,7 +1392,7 @@
           <w:i w:val="0"/>
           <w:sz w:val="22"/>
         </w:rPr>
-        <w:t>手を動かしている間は、時間は味方になってくれます。(仁科の席に目を向ける)仁科さんは、お茶に手を付ける前に、数字です。</w:t>
+        <w:t>手を動かしている間は、時間は味方になってくれます。(仁科の席に目を向ける)仁科さんはお茶に手を付ける前に、数字です。</w:t>
       </w:r>
     </w:p>
     <w:p>
@@ -1553,7 +1553,7 @@
           <w:i w:val="0"/>
           <w:sz w:val="22"/>
         </w:rPr>
-        <w:t>それから、時期です。最終四半期、一月から三月に決定した金額が、三年とも半分を超えています。年度末に使い切る、という癖が、数字に出ています。</w:t>
+        <w:t>それから時期です。最終四半期、一月から三月に決定した金額が、三年とも半分を超えています。年度末に使い切る、という癖が数字に出ています。</w:t>
       </w:r>
     </w:p>
     <w:p>
@@ -1599,7 +1599,7 @@
           <w:i w:val="0"/>
           <w:sz w:val="22"/>
         </w:rPr>
-        <w:t>そこが、肝心です。(声を少し落として)ですから、はっきり言わせてください。公開資料の範囲では、ここまでです。範囲の外は、推測しか書けません。私たちが推測で報告書を出せば、それは、検討中と同じくらい、役に立たない紙になります。</w:t>
+        <w:t>そこが肝心です。(声を少し落として)ですから、はっきり言わせてください。公開資料の範囲では、ここまでです。範囲の外は、推測しか書けません。私たちが推測で報告書を出せば、それは検討中と同じくらい、役に立たない紙になります。</w:t>
       </w:r>
     </w:p>
     <w:p>
@@ -1622,7 +1622,7 @@
           <w:i w:val="0"/>
           <w:sz w:val="22"/>
         </w:rPr>
-        <w:t>先生は、お二人に、内側から見てほしいとお考えです。</w:t>
+        <w:t>先生はお二人に、内側から見てほしいとお考えです。</w:t>
       </w:r>
     </w:p>
     <w:p>
@@ -1714,7 +1714,7 @@
           <w:i w:val="0"/>
           <w:sz w:val="22"/>
         </w:rPr>
-        <w:t>一つ。報告は、公開と同時に。総理にも、同じ時刻に読んでもらう。事前には見せない。(間)二つ。期限は決めない。三つ。数字が総理や与党に不利でも、中止しない。四つ。結果は、国会に提出する。五つ。私たちの名前は、出す。</w:t>
+        <w:t>一つ。報告は公開と同時に。総理にも、同じ時刻に読んでもらう。事前には見せない。(間)二つ。期限は決めない。三つ。数字が総理や与党に不利でも、中止しない。四つ。結果は、国会に提出する。五つ。私たちの名前は、出す。</w:t>
       </w:r>
     </w:p>
     <w:p>
@@ -1737,7 +1737,7 @@
           <w:i w:val="0"/>
           <w:sz w:val="22"/>
         </w:rPr>
-        <w:t>昔、真壁さんに、ひとつ目の約束をしてもらいました。「結果は、あなたにだけ報告する」。(目を細めて)今回は、「あなたにも、みんなと同時に」。条件が逆になるのが、少し、おかしくて。</w:t>
+        <w:t>昔、真壁さんにひとつ目の約束をしてもらいました。「結果はあなたにだけ報告する」。(目を細めて)今回は「あなたにもみんなと同時に」。条件が逆になるのが、少し、おかしくて。</w:t>
       </w:r>
     </w:p>
     <w:p>
@@ -1905,7 +1905,7 @@
           <w:i w:val="0"/>
           <w:sz w:val="22"/>
         </w:rPr>
-        <w:t>財務省の側から言えば、「年度末の三日」です。決算の締めと、人事異動の内示と、国会答弁の整理が重なる。(間)総理。実は今朝、事務次官から私に電話がありました。</w:t>
+        <w:t>財務省の側から言えば、「年度末の三日」です。決算の締めと人事異動の内示と、国会答弁の整理が重なる。(間)総理。実は今朝、事務次官から私に電話がありました。</w:t>
       </w:r>
     </w:p>
     <w:p>
@@ -1951,7 +1951,7 @@
           <w:i w:val="0"/>
           <w:sz w:val="22"/>
         </w:rPr>
-        <w:t>「伊集院が、総理にご説明に上がりたい。四月の第一週に、時間をいただけないか」と。それだけです。ただ、行間は読めます。主計局は、書面では出さない、口頭で収めたい。</w:t>
+        <w:t>「伊集院が総理にご説明に上がりたい。四月の第一週に、時間をいただけないか」と。それだけです。ただ、行間は読めます。主計局は書面では出さない、口頭で収めたい。</w:t>
       </w:r>
     </w:p>
     <w:p>
@@ -1974,7 +1974,7 @@
           <w:i w:val="0"/>
           <w:sz w:val="22"/>
         </w:rPr>
-        <w:t>口頭で、収める。</w:t>
+        <w:t>口頭で収める。</w:t>
       </w:r>
     </w:p>
     <w:p>
@@ -2043,7 +2043,7 @@
           <w:i w:val="0"/>
           <w:sz w:val="22"/>
         </w:rPr>
-        <w:t>申し訳ありません。幹事長の言葉を、そのままお伝えしました。(椅子の背に手を置く)ただ、私の言葉でも言います。石橋を叩いて渡る、と申します。叩かずに渡る方は、橋ごと落ちる。</w:t>
+        <w:t>申し訳ありません。幹事長の言葉を、そのままお伝えしました。(椅子の背に手を置く)ただ私の言葉でも言います。石橋を叩いて渡る、と申します。叩かずに渡る方は、橋ごと落ちる。</w:t>
       </w:r>
     </w:p>
     <w:p>
@@ -2089,7 +2089,7 @@
           <w:i w:val="0"/>
           <w:sz w:val="22"/>
         </w:rPr>
-        <w:t>……ご同席は、します。ただし、私は「どちらの味方」でもありません。</w:t>
+        <w:t>……ご同席はします。ただし、私は「どちらの味方」でもありません。</w:t>
       </w:r>
     </w:p>
     <w:p>
@@ -2112,7 +2112,7 @@
           <w:i w:val="0"/>
           <w:sz w:val="22"/>
         </w:rPr>
-        <w:t>味方は、いりません。記録係を、お願いします。</w:t>
+        <w:t>味方はいりません。記録係を、お願いします。</w:t>
       </w:r>
     </w:p>
     <w:p>
@@ -2127,7 +2127,7 @@
           <w:color w:val="555555"/>
           <w:sz w:val="22"/>
         </w:rPr>
-        <w:t>(岸本はしばらく黙り、小さくうなずく。それから立ち上がり、ドアに向かう。田所が、岸本のために扉を開ける。)</w:t>
+        <w:t>(岸本はしばらく黙り、小さくうなずく。それから立ち上がり、ドアに向かう。田所が岸本のために扉を開ける。)</w:t>
       </w:r>
     </w:p>
     <w:p>
@@ -2221,7 +2221,7 @@
           <w:color w:val="555555"/>
           <w:sz w:val="22"/>
         </w:rPr>
-        <w:t>(扉が閉まる。田所が、机の上の草稿と、まだ温かい湯呑みを見比べる。)</w:t>
+        <w:t>(扉が閉まる。田所が机の上の草稿と、まだ温かい湯呑みを見比べる。)</w:t>
       </w:r>
     </w:p>
     <w:p>
@@ -2290,7 +2290,7 @@
           <w:i w:val="0"/>
           <w:sz w:val="22"/>
         </w:rPr>
-        <w:t>前の総理のときも、三月に、同じような書類が机にございました。四月には、机から消えておりました。</w:t>
+        <w:t>前の総理のときも、三月に同じような書類が机にございました。四月には、机から消えておりました。</w:t>
       </w:r>
     </w:p>
     <w:p>
@@ -2336,7 +2336,7 @@
           <w:i w:val="0"/>
           <w:sz w:val="22"/>
         </w:rPr>
-        <w:t>引き出しの中に、入っておりました。引き出しの鍵は、毎年三月に、新しい方の手に渡ります。(わずかに目を伏せる)この机は、そういう机でございます。</w:t>
+        <w:t>引き出しの中に、入っておりました。引き出しの鍵は、毎年三月に、新しい方の手に渡ります。(わずかに目を伏せる)この机はそういう机でございます。</w:t>
       </w:r>
     </w:p>
     <w:p>
@@ -2359,7 +2359,7 @@
           <w:i w:val="0"/>
           <w:sz w:val="22"/>
         </w:rPr>
-        <w:t>教えてくれて、ありがとう。……僕の引き出しには、鍵を付けません。机の上に、置いておきます。</w:t>
+        <w:t>教えてくれて、ありがとう。……僕の引き出しには、鍵を付けません。机の上に置いておきます。</w:t>
       </w:r>
     </w:p>
     <w:p>
@@ -2374,7 +2374,7 @@
           <w:color w:val="555555"/>
           <w:sz w:val="22"/>
         </w:rPr>
-        <w:t>(田所は何も言わず、小さく頭を下げる。夜の電話は、午後九時過ぎ。汐見の事務所の固定電話が、二回鳴って取られる。)</w:t>
+        <w:t>(田所は何も言わず、小さく頭を下げる。夜の電話は午後九時過ぎ。汐見の事務所の固定電話が、二回鳴って取られる。)</w:t>
       </w:r>
     </w:p>
     <w:p>
@@ -2420,7 +2420,7 @@
           <w:i w:val="0"/>
           <w:sz w:val="22"/>
         </w:rPr>
-        <w:t>督促は、今日、出しました。四月四日に、伊集院審議官が来ます。</w:t>
+        <w:t>督促は今日、出しました。四月四日に伊集院審議官が来ます。</w:t>
       </w:r>
     </w:p>
     <w:p>
@@ -2443,7 +2443,7 @@
           <w:i w:val="0"/>
           <w:sz w:val="22"/>
         </w:rPr>
-        <w:t>ようございました。(受話器の向こうで、鉄瓶が小さく鳴る)一点、お願いがございます。総理のお手で、依頼と回答の日付を、一件ずつ、お控えくださいませ。</w:t>
+        <w:t>ようございました。(受話器の向こうで、鉄瓶が小さく鳴る)一点お願いがございます。総理のお手で依頼と回答の日付を、一件ずつ、お控えくださいませ。</w:t>
       </w:r>
     </w:p>
     <w:p>
@@ -2489,7 +2489,7 @@
           <w:i w:val="0"/>
           <w:sz w:val="22"/>
         </w:rPr>
-        <w:t>先方が忘れる日を、こちらが覚えておくためでございます。二月二十八日、三月四日、七日、十四日、二十八日。(間)後になって「そんな話は伺っておりません」と言われる日が、必ず参ります。</w:t>
+        <w:t>先方が忘れる日を、こちらが覚えておくためでございます。二月二十八日、三月四日、七日、十四日、二十八日。(間)後になって「そんな話は伺っておりません」と言われる日が必ず参ります。</w:t>
       </w:r>
     </w:p>
     <w:p>
@@ -2519,7 +2519,7 @@
           <w:color w:val="555555"/>
           <w:sz w:val="22"/>
         </w:rPr>
-        <w:t>(四月四日(金)午後三時三十分。総理大臣官邸四階、小応接室。長机の片側に真壁、岸本、灯。向かい側に、伊集院と、先日の課長補佐。机の中央に、薄い茶封筒が一通。灯の隣の席には、ノートと録音機が置かれ、岸本が「記録係」と書いた付箋を貼っている。)</w:t>
+        <w:t>(四月四日(金)午後三時三十分。総理大臣官邸四階、小応接室。長机の片側に真壁、岸本、灯。向かい側に伊集院と先日の課長補佐。机の中央に薄い茶封筒が一通。灯の隣の席には、ノートと録音機が置かれ、岸本が「記録係」と書いた付箋を貼っている。)</w:t>
       </w:r>
     </w:p>
     <w:p>
@@ -2542,7 +2542,7 @@
           <w:i w:val="0"/>
           <w:sz w:val="22"/>
         </w:rPr>
-        <w:t>では、始めましょう。記録は、本日の書面にします。録音は、双方の了解で。</w:t>
+        <w:t>では始めましょう。記録は本日の書面にします。録音は、双方の了解で。</w:t>
       </w:r>
     </w:p>
     <w:p>
@@ -2634,7 +2634,7 @@
           <w:i w:val="0"/>
           <w:sz w:val="22"/>
         </w:rPr>
-        <w:t>憲法八十七条は、「内閣の責任で」支出する、と書いています。内閣の責任を負う総理が、中身を知らないのは、手続き上の矛盾だと考えます。</w:t>
+        <w:t>憲法八十七条は「内閣の責任で」支出する、と書いています。内閣の責任を負う総理が、中身を知らないのは、手続き上の矛盾だと考えます。</w:t>
       </w:r>
     </w:p>
     <w:p>
@@ -2657,7 +2657,7 @@
           <w:i w:val="0"/>
           <w:sz w:val="22"/>
         </w:rPr>
-        <w:t>条文は、そのとおりでございます。ただ、「責任」と「閲覧」は、別の概念でございます。総理は、責任をお負いになる。閲覧については、各省との調整を経て、適切な範囲で。</w:t>
+        <w:t>条文はそのとおりでございます。ただ、「責任」と「閲覧」は別の概念でございます。総理は責任をお負いになる。閲覧については、各省との調整を経て、適切な範囲で。</w:t>
       </w:r>
     </w:p>
     <w:p>
@@ -2680,7 +2680,7 @@
           <w:i w:val="0"/>
           <w:sz w:val="22"/>
         </w:rPr>
-        <w:t>国会で、私が答弁します。答弁する者が中身を知らず、局が用意した紙を読む。それは、本来の姿ですか。</w:t>
+        <w:t>国会で私が答弁します。答弁する者が中身を知らず、局が用意した紙を読む。それは、本来の姿ですか。</w:t>
       </w:r>
     </w:p>
     <w:p>
@@ -2818,7 +2818,7 @@
           <w:i w:val="0"/>
           <w:sz w:val="22"/>
         </w:rPr>
-        <w:t>責めて、いらっしゃいませんね。(間)ですから、率直に。一年後、あなたはここにいない。</w:t>
+        <w:t>責めていらっしゃいませんね。(間)ですから、率直に。一年後、あなたはここにいない。</w:t>
       </w:r>
     </w:p>
     <w:p>
@@ -2833,7 +2833,7 @@
           <w:color w:val="555555"/>
           <w:sz w:val="22"/>
         </w:rPr>
-        <w:t>(部屋の空気が、一拍だけ止まる。岸本が目を閉じる。灯の指が、ノートの上で止まる。真壁は、伊集院の目をまっすぐに見る。)</w:t>
+        <w:t>(部屋の空気が、一拍だけ止まる。岸本が目を閉じる。灯の指が、ノートの上で止まる。真壁は伊集院の目をまっすぐに見る。)</w:t>
       </w:r>
     </w:p>
     <w:p>
@@ -2856,7 +2856,7 @@
           <w:i w:val="0"/>
           <w:sz w:val="22"/>
         </w:rPr>
-        <w:t>悪意で申しているのではありません。この国の、時間の話でございます。総理は、短い。私は来年の夏も、この局におります。再来年も。総理がお出しになる方針は、閣議の紙一枚です。紙は、局の書庫に入ります。書庫の鍵は、局が持っております。</w:t>
+        <w:t>悪意で申しているのではありません。この国の、時間の話でございます。総理は、短い。私は来年の夏も、この局におります。再来年も。総理がお出しになる方針は、閣議の紙一枚です。紙は局の書庫に入ります。書庫の鍵は、局が持っております。</w:t>
       </w:r>
     </w:p>
     <w:p>
@@ -2925,7 +2925,7 @@
           <w:i w:val="0"/>
           <w:sz w:val="22"/>
         </w:rPr>
-        <w:t>本当です。いるかどうかは、僕が決めることではありません。(伊集院に)だから、紙にします。いなくなった後でも、読める形で。</w:t>
+        <w:t>本当です。いるかどうかは僕が決めることではありません。(伊集院に)だから、紙にします。いなくなった後でも、読める形で。</w:t>
       </w:r>
     </w:p>
     <w:p>
@@ -2971,7 +2971,7 @@
           <w:i w:val="0"/>
           <w:sz w:val="22"/>
         </w:rPr>
-        <w:t>一つ、お断りしておきます。僕は、財務省に命令はしません。内閣法六条は、総理が行政各部を指揮監督するのは、閣議にかけて決定した方針に基づく、と定めています。方針を、閣議にかけます。財務大臣を含む全員の署名で。</w:t>
+        <w:t>一つ、お断りしておきます。僕は財務省に命令はしません。内閣法六条は、総理が行政各部を指揮監督するのは、閣議にかけて決定した方針に基づく、と定めています。方針を閣議にかけます。財務大臣を含む全員の署名で。</w:t>
       </w:r>
     </w:p>
     <w:p>
@@ -2994,7 +2994,7 @@
           <w:i w:val="0"/>
           <w:sz w:val="22"/>
         </w:rPr>
-        <w:t>……それは、人事も絡めて、という意味では。</w:t>
+        <w:t>……それは人事も絡めて、という意味では。</w:t>
       </w:r>
     </w:p>
     <w:p>
@@ -3032,7 +3032,7 @@
           <w:color w:val="555555"/>
           <w:sz w:val="22"/>
         </w:rPr>
-        <w:t>(伊集院は、初めて、すぐには返さない。補佐が、ペンを持つ手を止める。岸本が、静かに息を吐く。)</w:t>
+        <w:t>(伊集院は、初めて、すぐには返さない。補佐がペンを持つ手を止める。岸本が静かに息を吐く。)</w:t>
       </w:r>
     </w:p>
     <w:p>
@@ -3055,7 +3055,7 @@
           <w:i w:val="0"/>
           <w:sz w:val="22"/>
         </w:rPr>
-        <w:t>閣議決定は、拘束力を持ちます。ただ、運用は、各省庁の裁量でございます。方針の範囲で、従います。</w:t>
+        <w:t>閣議決定は拘束力を持ちます。ただ、運用は各省庁の裁量でございます。方針の範囲で、従います。</w:t>
       </w:r>
     </w:p>
     <w:p>
@@ -3078,7 +3078,7 @@
           <w:i w:val="0"/>
           <w:sz w:val="22"/>
         </w:rPr>
-        <w:t>方針の範囲、は、方針に書きます。</w:t>
+        <w:t>方針の範囲、は方針に書きます。</w:t>
       </w:r>
     </w:p>
     <w:p>
@@ -3111,7 +3111,7 @@
           <w:i w:val="0"/>
           <w:sz w:val="22"/>
         </w:rPr>
-        <w:t>失礼いたしました。総理、お時間をいただき、ありがとうございます。……お茶は、結構です。この部屋では、頂かないことにしております。</w:t>
+        <w:t>失礼いたしました。総理、お時間をいただき、ありがとうございます。……お茶は結構です。この部屋では、頂かないことにしております。</w:t>
       </w:r>
     </w:p>
     <w:p>
@@ -3126,7 +3126,7 @@
           <w:color w:val="555555"/>
           <w:sz w:val="22"/>
         </w:rPr>
-        <w:t>(扉の脇で、田所がお辞儀をする。伊集院は、田所には会釈を返し、出て行く。扉が閉まると、岸本が低く言う。)</w:t>
+        <w:t>(扉の脇で田所がお辞儀をする。伊集院は田所には会釈を返し、出て行く。扉が閉まると、岸本が低く言う。)</w:t>
       </w:r>
     </w:p>
     <w:p>
@@ -3149,7 +3149,7 @@
           <w:i w:val="0"/>
           <w:sz w:val="22"/>
         </w:rPr>
-        <w:t>「一年後、あなたはここにいない」。……あれは、脅しではなく、事実の確認です。だから、強い。</w:t>
+        <w:t>「一年後あなたはここにいない」。……あれは脅しではなく、事実の確認です。だから、強い。</w:t>
       </w:r>
     </w:p>
     <w:p>
@@ -3172,7 +3172,7 @@
           <w:i w:val="0"/>
           <w:sz w:val="22"/>
         </w:rPr>
-        <w:t>はい。事実なら、事実で、答えます。(灯に)日付を。</w:t>
+        <w:t>はい。事実なら、事実で答えます。(灯に)日付を。</w:t>
       </w:r>
     </w:p>
     <w:p>
@@ -3205,7 +3205,7 @@
           <w:i w:val="0"/>
           <w:sz w:val="22"/>
         </w:rPr>
-        <w:t>四月四日、十五時三十分。回答は、書面で拒否。口頭で、「一年後、あなたはここにいない」。</w:t>
+        <w:t>四月四日、十五時三十分。回答は書面で拒否。口頭で「一年後、あなたはここにいない」。</w:t>
       </w:r>
     </w:p>
     <w:p>
@@ -3281,7 +3281,7 @@
           <w:i w:val="0"/>
           <w:sz w:val="22"/>
         </w:rPr>
-        <w:t>「予備費の使用に関する情報の整理、保存及び提供について」。第一、各省庁は、予備費の使用決定ごとに、使途、金額、支出先、決定の経緯を、公文書管理法に基づいて作成し、保存する。第二、内閣官房は、これらを取りまとめ、使用調書とは別に、国会に年一回報告する。第三、内閣官房に「国家財政透明庁設置準備室(仮称)」を置く。</w:t>
+        <w:t>「予備費の使用に関する情報の整理、保存及び提供について」。第一、各省庁は予備費の使用決定ごとに、使途、金額、支出先、決定の経緯を公文書管理法に基づいて作成し、保存する。第二、内閣官房はこれらを取りまとめ、使用調書とは別に、国会に年一回報告する。第三、内閣官房に「国家財政透明庁設置準備室(仮称)」を置く。</w:t>
       </w:r>
     </w:p>
     <w:p>
@@ -3304,7 +3304,7 @@
           <w:i w:val="0"/>
           <w:sz w:val="22"/>
         </w:rPr>
-        <w:t>財務省としては、異論はございません。(間)ただ、運用は局に任せる部分が大きいことを、あらかじめお断りします。</w:t>
+        <w:t>財務省としては、異論はございません。(間)ただ運用は局に任せる部分が大きいことを、あらかじめお断りします。</w:t>
       </w:r>
     </w:p>
     <w:p>
@@ -3327,7 +3327,7 @@
           <w:i w:val="0"/>
           <w:sz w:val="22"/>
         </w:rPr>
-        <w:t>運用の範囲は、方針の第四項に書いてあります。「作成された文書は、国会の求めがあれば、不開示事由に当たる部分を除き、提供する」。除く部分は、理由を書面で添えます。</w:t>
+        <w:t>運用の範囲は方針の第四項に書いてあります。「作成された文書は、国会の求めがあれば、不開示事由に当たる部分を除き、提供する」。除く部分は理由を書面で添えます。</w:t>
       </w:r>
     </w:p>
     <w:p>
@@ -3350,7 +3350,7 @@
           <w:i w:val="0"/>
           <w:sz w:val="22"/>
         </w:rPr>
-        <w:t>理由を、書面で。</w:t>
+        <w:t>理由を書面で。</w:t>
       </w:r>
     </w:p>
     <w:p>
@@ -3498,7 +3498,7 @@
           <w:i w:val="0"/>
           <w:sz w:val="22"/>
         </w:rPr>
-        <w:t>署名する。ただし、防衛の機微な部分は、黒塗りではなく、「期限付き非公開」に区分してほしい。何年後に開くか、決めておく。黒く塗って終わりにしない、という総理の考えと、相容れるはずです。</w:t>
+        <w:t>署名する。ただし防衛の機微な部分は、黒塗りではなく、「期限付き非公開」に区分してほしい。何年後に開くか、決めておく。黒く塗って終わりにしない、という総理の考えと、相容れるはずです。</w:t>
       </w:r>
     </w:p>
     <w:p>
@@ -3544,7 +3544,7 @@
           <w:i w:val="0"/>
           <w:sz w:val="22"/>
         </w:rPr>
-        <w:t>助かります。(署名の欄にペンを走らせ)それから、総理。私は、これからも、閣議で必要なら反対する。</w:t>
+        <w:t>助かります。(署名の欄にペンを走らせ)それから、総理。私はこれからも、閣議で必要なら反対する。</w:t>
       </w:r>
     </w:p>
     <w:p>
@@ -3582,7 +3582,7 @@
           <w:color w:val="555555"/>
           <w:sz w:val="22"/>
         </w:rPr>
-        <w:t>(閣議書が、円卓を一周する。十八人の署名が揃うと、岸本が静かに言う。)</w:t>
+        <w:t>(閣議書が円卓を一周する。十八人の署名が揃うと、岸本が静かに言う。)</w:t>
       </w:r>
     </w:p>
     <w:p>
@@ -3628,7 +3628,7 @@
           <w:i w:val="0"/>
           <w:sz w:val="22"/>
         </w:rPr>
-        <w:t>ありがとうございます。……準備室について、補足します。「庁」と呼べるのは、国会が法律で認めた日からです。それまでは、札に「仮称」を付けて、外しません。</w:t>
+        <w:t>ありがとうございます。……準備室について、補足します。「庁」と呼べるのは、国会が法律で認めた日からです。それまでは札に「仮称」を付けて、外しません。</w:t>
       </w:r>
     </w:p>
     <w:p>
@@ -3704,7 +3704,7 @@
           <w:color w:val="555555"/>
           <w:sz w:val="22"/>
         </w:rPr>
-        <w:t>(四月十一日(金)午後八時。「潮彩」。カウンターの上のテレビが、夜のニュースを流している。下の字幕は「予備費の透明化へ 閣議決定」。浜野、和代、女将、ホアが、画面を見上げている。)</w:t>
+        <w:t>(四月十一日(金)午後八時。「潮彩」。カウンターの上のテレビが、夜のニュースを流している。下の字幕は「予備費の透明化へ 閣議決定」。浜野、和代、女将、ホアが画面を見上げている。)</w:t>
       </w:r>
     </w:p>
     <w:p>
@@ -3750,7 +3750,7 @@
           <w:i w:val="0"/>
           <w:sz w:val="22"/>
         </w:rPr>
-        <w:t>緊急のとき、すぐ使うための、お金です。でも、何に使ったか、見えにくい。</w:t>
+        <w:t>緊急のとき、すぐ使うためのお金です。でも何に使ったか、見えにくい。</w:t>
       </w:r>
     </w:p>
     <w:p>
@@ -3806,7 +3806,7 @@
           <w:i w:val="0"/>
           <w:sz w:val="22"/>
         </w:rPr>
-        <w:t>先月、日本語の教室で、習いました。</w:t>
+        <w:t>先月、日本語の教室で習いました。</w:t>
       </w:r>
     </w:p>
     <w:p>
@@ -3830,7 +3830,7 @@
           <w:color w:val="555555"/>
           <w:sz w:val="22"/>
         </w:rPr>
-        <w:t>(笑って、急須を傾ける)</w:t>
+        <w:t>(笑って急須を傾ける)</w:t>
       </w:r>
       <w:r>
         <w:rPr>
@@ -3908,7 +3908,7 @@
           <w:i w:val="0"/>
           <w:sz w:val="22"/>
         </w:rPr>
-        <w:t>箱は、開けるまでは、ただの箱だ。開ける人がいで、読める人がいで、初めて、紙だ。(画面に目をやる)あいづが今日、決めだのは、箱を開ける紙だべ。まだ、箱は開いでね。</w:t>
+        <w:t>箱は開けるまではただの箱だ。開ける人がいで、読める人がいで、初めて、紙だ。(画面に目をやる)あいづが今日、決めだのは箱を開ける紙だべ。まだ箱は開いでね。</w:t>
       </w:r>
     </w:p>
     <w:p>
@@ -3954,7 +3954,7 @@
           <w:i w:val="0"/>
           <w:sz w:val="22"/>
         </w:rPr>
-        <w:t>わがらね。ただ、おらたちの時は、箱があるごとを認めさせるまでに、十年かがっだ。(茶を一口)閣議の紙一枚で、あの十年が、少し縮まるかもしれねえ。</w:t>
+        <w:t>わがらね。ただおらたちの時は、箱があるごとを認めさせるまでに、十年かがっだ。(茶を一口)閣議の紙一枚で、あの十年が少し縮まるかもしれねえ。</w:t>
       </w:r>
     </w:p>
     <w:p>
@@ -4000,7 +4000,7 @@
           <w:i w:val="0"/>
           <w:sz w:val="22"/>
         </w:rPr>
-        <w:t>んだ。「かもしれねえ」だ。……見張る相手が、でげぐなっだ。見張る手が、足りねえ。でも、口が開いでる間は、まだ使える。</w:t>
+        <w:t>んだ。「かもしれねえ」だ。……見張る相手が、でげぐなっだ。見張る手が足りねえ。でも口が開いでる間は、まだ使える。</w:t>
       </w:r>
     </w:p>
     <w:p>
@@ -4015,7 +4015,7 @@
           <w:color w:val="555555"/>
           <w:sz w:val="22"/>
         </w:rPr>
-        <w:t>(画面に、官邸の玄関から出てくる真壁の姿が映る。浜野は何も言わず、湯呑みを両手で持つ。煙が一本、天井へ細く上がっていく。)</w:t>
+        <w:t>(画面に官邸の玄関から出てくる真壁の姿が映る。浜野は何も言わず、湯呑みを両手で持つ。煙が一本、天井へ細く上がっていく。)</w:t>
       </w:r>
     </w:p>
     <w:p>
@@ -4068,7 +4068,7 @@
           <w:i w:val="0"/>
           <w:sz w:val="22"/>
         </w:rPr>
-        <w:t>こちらが、準備室でございます。窓は、一つでございます。総理のご指示で、この階の窓付きの部屋を、一つだけ空けました。</w:t>
+        <w:t>こちらが準備室でございます。窓は一つでございます。総理のご指示で、この階の窓付きの部屋を、一つだけ空けました。</w:t>
       </w:r>
     </w:p>
     <w:p>
@@ -4091,7 +4091,7 @@
           <w:i w:val="0"/>
           <w:sz w:val="22"/>
         </w:rPr>
-        <w:t>ありがとうございます。(室内を見回し、小さな盆を机に置く)失礼ですが、お茶を、一杯だけ。</w:t>
+        <w:t>ありがとうございます。(室内を見回し、小さな盆を机に置く)失礼ですが、お茶を一杯だけ。</w:t>
       </w:r>
     </w:p>
     <w:p>
@@ -4137,7 +4137,7 @@
           <w:i w:val="0"/>
           <w:sz w:val="22"/>
         </w:rPr>
-        <w:t>ご案内くださった方に、先に。それが、私の流儀です。(煎茶を湯呑みに注ぎ、田所の前に置く)ここに来るまでの廊下が、いちばん長く感じましたから。</w:t>
+        <w:t>ご案内くださった方に、先に。それが私の流儀です。(煎茶を湯呑みに注ぎ、田所の前に置く)ここに来るまでの廊下が、いちばん長く感じましたから。</w:t>
       </w:r>
     </w:p>
     <w:p>
@@ -4170,7 +4170,7 @@
           <w:i w:val="0"/>
           <w:sz w:val="22"/>
         </w:rPr>
-        <w:t>……頂戴いたします。三十一年、この階で、お客様にお茶をお出しする側でございました。お出しいただくのは、初めてのことで。</w:t>
+        <w:t>……頂戴いたします。三十一年、この階でお客様にお茶をお出しする側でございました。お出しいただくのは、初めてのことで。</w:t>
       </w:r>
     </w:p>
     <w:p>
@@ -4185,7 +4185,7 @@
           <w:color w:val="555555"/>
           <w:sz w:val="22"/>
         </w:rPr>
-        <w:t>(田所は一口飲み、湯呑みを机に置き、深く一礼して出て行く。仁科が、窓の外の議事堂を見上げる。)</w:t>
+        <w:t>(田所は一口飲み、湯呑みを机に置き、深く一礼して出て行く。仁科が窓の外の議事堂を見上げる。)</w:t>
       </w:r>
     </w:p>
     <w:p>
@@ -4231,7 +4231,7 @@
           <w:i w:val="0"/>
           <w:sz w:val="22"/>
         </w:rPr>
-        <w:t>見える場所に、いるということでしょう。(机の上に、取り出した小さなカードを一枚置く)昔から、気になった言葉は、カードに写す癖があるんです。</w:t>
+        <w:t>見える場所に、いるということでしょう。(机の上に取り出した小さなカードを一枚置く)昔から、気になった言葉は、カードに写す癖があるんです。</w:t>
       </w:r>
     </w:p>
     <w:p>
@@ -4269,7 +4269,7 @@
           <w:i w:val="0"/>
           <w:sz w:val="22"/>
         </w:rPr>
-        <w:t>ようこそ。僕は、ここには入りません。報告は、公開と同時に読みます。</w:t>
+        <w:t>ようこそ。僕はここには入りません。報告は、公開と同時に読みます。</w:t>
       </w:r>
     </w:p>
     <w:p>
@@ -4315,7 +4315,7 @@
           <w:i w:val="0"/>
           <w:sz w:val="22"/>
         </w:rPr>
-        <w:t>確かに。……お二人には、まだ、何の権限もありません。庁になるまでは、「仮称」の部屋です。</w:t>
+        <w:t>確かに。……お二人にはまだ、何の権限もありません。庁になるまでは、「仮称」の部屋です。</w:t>
       </w:r>
     </w:p>
     <w:p>
@@ -4407,7 +4407,7 @@
           <w:i w:val="0"/>
           <w:sz w:val="22"/>
         </w:rPr>
-        <w:t>……予備費も、そうですね。名前を変えて、書き方を変えて、続いている。</w:t>
+        <w:t>……予備費もそうですね。名前を変えて、書き方を変えて、続いている。</w:t>
       </w:r>
     </w:p>
     <w:p>
@@ -4430,7 +4430,7 @@
           <w:i w:val="0"/>
           <w:sz w:val="22"/>
         </w:rPr>
-        <w:t>ですから、形を変えるたびに、追いかけるのが仕事です。(仁科を見て)まず、令和四年度から。</w:t>
+        <w:t>ですから、形を変えるたびに、追いかけるのが仕事です。(仁科を見て)まず令和四年度から。</w:t>
       </w:r>
     </w:p>
     <w:p>
@@ -4483,7 +4483,7 @@
           <w:color w:val="555555"/>
           <w:sz w:val="22"/>
         </w:rPr>
-        <w:t>(四月二十五日(金)午後六時四十分。準備室。机の上に、分厚い茶封筒。差出人は、財務省主計局。灯は電話の受話器を置いたばかり。仁科は、封筒を開く前に、時計を見ている。部屋には、静江、仁科、灯、そして呼ばれて来た真壁は、戸口の敷居の外に立っている。)</w:t>
+        <w:t>(四月二十五日(金)午後六時四十分。準備室。机の上に分厚い茶封筒。差出人は財務省主計局。灯は電話の受話器を置いたばかり。仁科は封筒を開く前に、時計を見ている。部屋には静江、仁科、灯、そして呼ばれて来た真壁は、戸口の敷居の外に立っている。)</w:t>
       </w:r>
     </w:p>
     <w:p>
@@ -4506,7 +4506,7 @@
           <w:i w:val="0"/>
           <w:sz w:val="22"/>
         </w:rPr>
-        <w:t>伊集院審議官から、電話でした。「閣議決定の方針に従い、令和四年度から六年度の使用決定ごとの一覧を、別紙のとおりお送りします」。(間)「方針の範囲で」を、二回言いました。</w:t>
+        <w:t>伊集院審議官から、電話でした。「閣議決定の方針に従い、令和四年度から六年度の使用決定ごとの一覧を、別紙のとおりお送りします」。(間)「方針の範囲で」を二回言いました。</w:t>
       </w:r>
     </w:p>
     <w:p>
@@ -4654,7 +4654,7 @@
           <w:i w:val="0"/>
           <w:sz w:val="22"/>
         </w:rPr>
-        <w:t>はい。ただ、七百六十億円は、今も見えません。(さらにページをめくる)この一行は、特に。令和五年度、内閣官房への移替え、八十億円。使途欄は「情報収集等に必要な経費」。支出先は、同じく「別途整理」。</w:t>
+        <w:t>はい。ただ、七百六十億円は、今も見えません。(さらにページをめくる)この一行は特に。令和五年度、内閣官房への移替え、八十億円。使途欄は「情報収集等に必要な経費」。支出先は同じく「別途整理」。</w:t>
       </w:r>
     </w:p>
     <w:p>
@@ -4715,7 +4715,7 @@
           <w:color w:val="555555"/>
           <w:sz w:val="22"/>
         </w:rPr>
-        <w:t>(真壁は、紙を手に取らない。机の上に広がったページを、静かに見ている。)</w:t>
+        <w:t>(真壁は紙を手に取らない。机の上に広がったページを、静かに見ている。)</w:t>
       </w:r>
     </w:p>
     <w:p>
@@ -4738,7 +4738,7 @@
           <w:i w:val="0"/>
           <w:sz w:val="22"/>
         </w:rPr>
-        <w:t>壁は、一枚、薄くなりました。でも、次の壁は、もっと近いところにあるようです。</w:t>
+        <w:t>壁は一枚、薄くなりました。でも次の壁は、もっと近いところにあるようです。</w:t>
       </w:r>
     </w:p>
     <w:p>
@@ -4784,7 +4784,7 @@
           <w:i w:val="0"/>
           <w:sz w:val="22"/>
         </w:rPr>
-        <w:t>この官邸の、同じ階の、どこかです。(間)見ます。みんなで、同じ時刻に。</w:t>
+        <w:t>この官邸の、同じ階のどこかです。(間)見ます。みんなで同じ時刻に。</w:t>
       </w:r>
     </w:p>
     <w:p>
@@ -4799,7 +4799,7 @@
           <w:color w:val="555555"/>
           <w:sz w:val="22"/>
         </w:rPr>
-        <w:t>(窓の外では、議事堂の屋根に、夕方の光が残っている。静江が、小さな盆から、湯呑みを四つ、順に出す。最初の一杯は、灯の前。次が仁科。戸口の真壁には、敷居の外で手渡す。最後に、自分。煎茶の湯気が、窓の方へゆっくり流れていく。)</w:t>
+        <w:t>(窓の外では議事堂の屋根に、夕方の光が残っている。静江が小さな盆から、湯呑みを四つ、順に出す。最初の一杯は灯の前。次が仁科。戸口の真壁には、敷居の外で手渡す。最後に自分。煎茶の湯気が窓の方へゆっくり流れていく。)</w:t>
       </w:r>
     </w:p>
     <w:p>
